--- a/巴彦淖尔市蒙能新能源基地研学资源普查信息表.docx
+++ b/巴彦淖尔市蒙能新能源基地研学资源普查信息表.docx
@@ -26,7 +26,7 @@
       </w:r>
       <w:r>
         <w:rPr/>
-        <w:t>150802CY001</w:t>
+        <w:t>150821CY001</w:t>
       </w:r>
       <w:r>
         <w:rPr/>
@@ -47,14 +47,14 @@
         </w:tblCellMar>
       </w:tblPr>
       <w:tblGrid>
-        <w:gridCol w:w="1826"/>
-        <w:gridCol w:w="9513"/>
+        <w:gridCol w:w="1787"/>
+        <w:gridCol w:w="9552"/>
       </w:tblGrid>
       <w:tr>
         <w:trPr/>
         <w:tc>
           <w:tcPr>
-            <w:tcW w:w="1826" w:type="dxa"/>
+            <w:tcW w:w="1787" w:type="dxa"/>
             <w:tcBorders/>
             <w:vAlign w:val="center"/>
           </w:tcPr>
@@ -76,7 +76,7 @@
         </w:tc>
         <w:tc>
           <w:tcPr>
-            <w:tcW w:w="9513" w:type="dxa"/>
+            <w:tcW w:w="9552" w:type="dxa"/>
             <w:tcBorders/>
             <w:vAlign w:val="center"/>
           </w:tcPr>
@@ -101,7 +101,7 @@
         <w:trPr/>
         <w:tc>
           <w:tcPr>
-            <w:tcW w:w="1826" w:type="dxa"/>
+            <w:tcW w:w="1787" w:type="dxa"/>
             <w:tcBorders/>
             <w:vAlign w:val="center"/>
           </w:tcPr>
@@ -121,21 +121,21 @@
         </w:tc>
         <w:tc>
           <w:tcPr>
-            <w:tcW w:w="9513" w:type="dxa"/>
-            <w:tcBorders/>
-            <w:vAlign w:val="center"/>
-          </w:tcPr>
-          <w:p>
-            <w:pPr>
-              <w:pStyle w:val="Style15"/>
-              <w:bidi w:val="0"/>
-              <w:spacing w:before="0" w:after="283"/>
-              <w:jc w:val="left"/>
-              <w:rPr/>
-            </w:pPr>
-            <w:r>
-              <w:rPr/>
-              <w:t>蒙能新能源基地（内蒙古能源集团巴彦淖尔新能源项目）</w:t>
+            <w:tcW w:w="9552" w:type="dxa"/>
+            <w:tcBorders/>
+            <w:vAlign w:val="center"/>
+          </w:tcPr>
+          <w:p>
+            <w:pPr>
+              <w:pStyle w:val="Style15"/>
+              <w:bidi w:val="0"/>
+              <w:spacing w:before="0" w:after="283"/>
+              <w:jc w:val="left"/>
+              <w:rPr/>
+            </w:pPr>
+            <w:r>
+              <w:rPr/>
+              <w:t>蒙能新能源基地（内蒙古能源集团磴口电储新能源项目）</w:t>
             </w:r>
           </w:p>
         </w:tc>
@@ -144,7 +144,7 @@
         <w:trPr/>
         <w:tc>
           <w:tcPr>
-            <w:tcW w:w="1826" w:type="dxa"/>
+            <w:tcW w:w="1787" w:type="dxa"/>
             <w:tcBorders/>
             <w:vAlign w:val="center"/>
           </w:tcPr>
@@ -164,29 +164,21 @@
         </w:tc>
         <w:tc>
           <w:tcPr>
-            <w:tcW w:w="9513" w:type="dxa"/>
-            <w:tcBorders/>
-            <w:vAlign w:val="center"/>
-          </w:tcPr>
-          <w:p>
-            <w:pPr>
-              <w:pStyle w:val="Style15"/>
-              <w:bidi w:val="0"/>
-              <w:spacing w:before="0" w:after="283"/>
-              <w:jc w:val="left"/>
-              <w:rPr/>
-            </w:pPr>
-            <w:r>
-              <w:rPr/>
-              <w:t>内蒙古自治区巴彦淖尔市乌拉特中旗</w:t>
-            </w:r>
-            <w:r>
-              <w:rPr/>
-              <w:t>/</w:t>
-            </w:r>
-            <w:r>
-              <w:rPr/>
-              <w:t>乌拉特后旗（具体基地位置）</w:t>
+            <w:tcW w:w="9552" w:type="dxa"/>
+            <w:tcBorders/>
+            <w:vAlign w:val="center"/>
+          </w:tcPr>
+          <w:p>
+            <w:pPr>
+              <w:pStyle w:val="Style15"/>
+              <w:bidi w:val="0"/>
+              <w:spacing w:before="0" w:after="283"/>
+              <w:jc w:val="left"/>
+              <w:rPr/>
+            </w:pPr>
+            <w:r>
+              <w:rPr/>
+              <w:t>内蒙古自治区巴彦淖尔市磴口县</w:t>
             </w:r>
           </w:p>
         </w:tc>
@@ -195,7 +187,7 @@
         <w:trPr/>
         <w:tc>
           <w:tcPr>
-            <w:tcW w:w="1826" w:type="dxa"/>
+            <w:tcW w:w="1787" w:type="dxa"/>
             <w:tcBorders/>
             <w:vAlign w:val="center"/>
           </w:tcPr>
@@ -215,7 +207,7 @@
         </w:tc>
         <w:tc>
           <w:tcPr>
-            <w:tcW w:w="9513" w:type="dxa"/>
+            <w:tcW w:w="9552" w:type="dxa"/>
             <w:tcBorders/>
             <w:vAlign w:val="center"/>
           </w:tcPr>
@@ -233,7 +225,7 @@
             </w:r>
             <w:r>
               <w:rPr/>
-              <w:t>108°30′—109°00′</w:t>
+              <w:t>107°00′</w:t>
             </w:r>
             <w:r>
               <w:rPr/>
@@ -241,7 +233,7 @@
             </w:r>
             <w:r>
               <w:rPr/>
-              <w:t>41°00′—41°30′</w:t>
+              <w:t>40°15′</w:t>
             </w:r>
             <w:r>
               <w:rPr/>
@@ -254,7 +246,7 @@
         <w:trPr/>
         <w:tc>
           <w:tcPr>
-            <w:tcW w:w="1826" w:type="dxa"/>
+            <w:tcW w:w="1787" w:type="dxa"/>
             <w:tcBorders/>
             <w:vAlign w:val="center"/>
           </w:tcPr>
@@ -282,7 +274,7 @@
         </w:tc>
         <w:tc>
           <w:tcPr>
-            <w:tcW w:w="9513" w:type="dxa"/>
+            <w:tcW w:w="9552" w:type="dxa"/>
             <w:tcBorders/>
             <w:vAlign w:val="center"/>
           </w:tcPr>
@@ -304,7 +296,7 @@
             </w:r>
             <w:r>
               <w:rPr/>
-              <w:t>风力发电</w:t>
+              <w:t>电化学储能</w:t>
             </w:r>
             <w:r>
               <w:rPr/>
@@ -312,7 +304,15 @@
             </w:r>
             <w:r>
               <w:rPr/>
-              <w:t>新能源科技复合型资源，是内蒙古重要的新能源示范基地，集光伏、风电、储能于一体）</w:t>
+              <w:t>新能源科技复合型资源，是</w:t>
+            </w:r>
+            <w:r>
+              <w:rPr/>
+              <w:t>2024</w:t>
+            </w:r>
+            <w:r>
+              <w:rPr/>
+              <w:t>年实施的重点新能源项目，集光伏发电、电化学储能于一体）</w:t>
             </w:r>
           </w:p>
         </w:tc>
@@ -321,7 +321,7 @@
         <w:trPr/>
         <w:tc>
           <w:tcPr>
-            <w:tcW w:w="1826" w:type="dxa"/>
+            <w:tcW w:w="1787" w:type="dxa"/>
             <w:tcBorders/>
             <w:vAlign w:val="center"/>
           </w:tcPr>
@@ -341,7 +341,7 @@
         </w:tc>
         <w:tc>
           <w:tcPr>
-            <w:tcW w:w="9513" w:type="dxa"/>
+            <w:tcW w:w="9552" w:type="dxa"/>
             <w:tcBorders/>
             <w:vAlign w:val="center"/>
           </w:tcPr>
@@ -388,7 +388,7 @@
         <w:trPr/>
         <w:tc>
           <w:tcPr>
-            <w:tcW w:w="1826" w:type="dxa"/>
+            <w:tcW w:w="1787" w:type="dxa"/>
             <w:tcBorders/>
             <w:vAlign w:val="center"/>
           </w:tcPr>
@@ -408,21 +408,21 @@
         </w:tc>
         <w:tc>
           <w:tcPr>
-            <w:tcW w:w="9513" w:type="dxa"/>
-            <w:tcBorders/>
-            <w:vAlign w:val="center"/>
-          </w:tcPr>
-          <w:p>
-            <w:pPr>
-              <w:pStyle w:val="Style15"/>
-              <w:bidi w:val="0"/>
-              <w:spacing w:before="0" w:after="283"/>
-              <w:jc w:val="left"/>
-              <w:rPr/>
-            </w:pPr>
-            <w:r>
-              <w:rPr/>
-              <w:t>评价：一般（偏远）</w:t>
+            <w:tcW w:w="9552" w:type="dxa"/>
+            <w:tcBorders/>
+            <w:vAlign w:val="center"/>
+          </w:tcPr>
+          <w:p>
+            <w:pPr>
+              <w:pStyle w:val="Style15"/>
+              <w:bidi w:val="0"/>
+              <w:spacing w:before="0" w:after="283"/>
+              <w:jc w:val="left"/>
+              <w:rPr/>
+            </w:pPr>
+            <w:r>
+              <w:rPr/>
+              <w:t>评价：良好</w:t>
             </w:r>
             <w:r>
               <w:rPr/>
@@ -435,7 +435,7 @@
             </w:r>
             <w:r>
               <w:rPr/>
-              <w:t xml:space="preserve">100-150 </w:t>
+              <w:t xml:space="preserve">100 </w:t>
             </w:r>
             <w:r>
               <w:rPr/>
@@ -443,11 +443,27 @@
             </w:r>
             <w:r>
               <w:rPr/>
-              <w:t xml:space="preserve">2-2.5 </w:t>
-            </w:r>
-            <w:r>
-              <w:rPr/>
-              <w:t>小时。</w:t>
+              <w:t xml:space="preserve">1.5 </w:t>
+            </w:r>
+            <w:r>
+              <w:rPr/>
+              <w:t xml:space="preserve">小时；距离磴口县城约 </w:t>
+            </w:r>
+            <w:r>
+              <w:rPr/>
+              <w:t xml:space="preserve">20 </w:t>
+            </w:r>
+            <w:r>
+              <w:rPr/>
+              <w:t xml:space="preserve">公里，车程约 </w:t>
+            </w:r>
+            <w:r>
+              <w:rPr/>
+              <w:t xml:space="preserve">30 </w:t>
+            </w:r>
+            <w:r>
+              <w:rPr/>
+              <w:t>分钟。</w:t>
             </w:r>
             <w:r>
               <w:rPr/>
@@ -465,15 +481,7 @@
             </w:r>
             <w:r>
               <w:rPr/>
-              <w:t>限制：基地位于草原</w:t>
-            </w:r>
-            <w:r>
-              <w:rPr/>
-              <w:t>/</w:t>
-            </w:r>
-            <w:r>
-              <w:rPr/>
-              <w:t>戈壁区域，需提前预约，部分区域因安全原因不对外开放。</w:t>
+              <w:t>限制：基地需提前预约参观，部分区域因安全原因不对外开放。</w:t>
             </w:r>
           </w:p>
         </w:tc>
@@ -482,7 +490,7 @@
         <w:trPr/>
         <w:tc>
           <w:tcPr>
-            <w:tcW w:w="1826" w:type="dxa"/>
+            <w:tcW w:w="1787" w:type="dxa"/>
             <w:tcBorders/>
             <w:vAlign w:val="center"/>
           </w:tcPr>
@@ -502,7 +510,7 @@
         </w:tc>
         <w:tc>
           <w:tcPr>
-            <w:tcW w:w="9513" w:type="dxa"/>
+            <w:tcW w:w="9552" w:type="dxa"/>
             <w:tcBorders/>
             <w:vAlign w:val="center"/>
           </w:tcPr>
@@ -534,7 +542,7 @@
             </w:r>
             <w:r>
               <w:rPr/>
-              <w:t>周边配套：周边餐饮有限，建议自带餐食或安排在旗政府所在地用餐。</w:t>
+              <w:t>周边配套：磴口县城有多家餐厅，可安排团餐。</w:t>
             </w:r>
           </w:p>
         </w:tc>
@@ -543,7 +551,7 @@
         <w:trPr/>
         <w:tc>
           <w:tcPr>
-            <w:tcW w:w="1826" w:type="dxa"/>
+            <w:tcW w:w="1787" w:type="dxa"/>
             <w:tcBorders/>
             <w:vAlign w:val="center"/>
           </w:tcPr>
@@ -563,21 +571,21 @@
         </w:tc>
         <w:tc>
           <w:tcPr>
-            <w:tcW w:w="9513" w:type="dxa"/>
-            <w:tcBorders/>
-            <w:vAlign w:val="center"/>
-          </w:tcPr>
-          <w:p>
-            <w:pPr>
-              <w:pStyle w:val="Style15"/>
-              <w:bidi w:val="0"/>
-              <w:spacing w:before="0" w:after="283"/>
-              <w:jc w:val="left"/>
-              <w:rPr/>
-            </w:pPr>
-            <w:r>
-              <w:rPr/>
-              <w:t>评价：一般</w:t>
+            <w:tcW w:w="9552" w:type="dxa"/>
+            <w:tcBorders/>
+            <w:vAlign w:val="center"/>
+          </w:tcPr>
+          <w:p>
+            <w:pPr>
+              <w:pStyle w:val="Style15"/>
+              <w:bidi w:val="0"/>
+              <w:spacing w:before="0" w:after="283"/>
+              <w:jc w:val="left"/>
+              <w:rPr/>
+            </w:pPr>
+            <w:r>
+              <w:rPr/>
+              <w:t>评价：良好</w:t>
             </w:r>
             <w:r>
               <w:rPr/>
@@ -586,15 +594,7 @@
             </w:r>
             <w:r>
               <w:rPr/>
-              <w:t>住宿类型：基地周边住宿条件有限，可在乌拉特中旗</w:t>
-            </w:r>
-            <w:r>
-              <w:rPr/>
-              <w:t>/</w:t>
-            </w:r>
-            <w:r>
-              <w:rPr/>
-              <w:t>后旗政府所在地安排住宿。</w:t>
+              <w:t>住宿类型：磴口县城有多家酒店、宾馆。</w:t>
             </w:r>
             <w:r>
               <w:rPr/>
@@ -603,15 +603,15 @@
             </w:r>
             <w:r>
               <w:rPr/>
-              <w:t xml:space="preserve">规模：旗政府所在地酒店可接待 </w:t>
-            </w:r>
-            <w:r>
-              <w:rPr/>
-              <w:t xml:space="preserve">100-200 </w:t>
-            </w:r>
-            <w:r>
-              <w:rPr/>
-              <w:t>人团队。</w:t>
+              <w:t xml:space="preserve">规模：县城可接待 </w:t>
+            </w:r>
+            <w:r>
+              <w:rPr/>
+              <w:t xml:space="preserve">200-300 </w:t>
+            </w:r>
+            <w:r>
+              <w:rPr/>
+              <w:t>人团队住宿。</w:t>
             </w:r>
           </w:p>
         </w:tc>
@@ -620,7 +620,7 @@
         <w:trPr/>
         <w:tc>
           <w:tcPr>
-            <w:tcW w:w="1826" w:type="dxa"/>
+            <w:tcW w:w="1787" w:type="dxa"/>
             <w:tcBorders/>
             <w:vAlign w:val="center"/>
           </w:tcPr>
@@ -640,7 +640,7 @@
         </w:tc>
         <w:tc>
           <w:tcPr>
-            <w:tcW w:w="9513" w:type="dxa"/>
+            <w:tcW w:w="9552" w:type="dxa"/>
             <w:tcBorders/>
             <w:vAlign w:val="center"/>
           </w:tcPr>
@@ -672,7 +672,7 @@
             </w:r>
             <w:r>
               <w:rPr/>
-              <w:t>户外课堂：光伏发电场、风力发电场、储能设施，是天然的能源科技研学课堂。</w:t>
+              <w:t>户外课堂：光伏发电阵列、电化学储能设施、中控室，是天然的能源科技研学课堂。</w:t>
             </w:r>
           </w:p>
         </w:tc>
@@ -681,7 +681,7 @@
         <w:trPr/>
         <w:tc>
           <w:tcPr>
-            <w:tcW w:w="1826" w:type="dxa"/>
+            <w:tcW w:w="1787" w:type="dxa"/>
             <w:tcBorders/>
             <w:vAlign w:val="center"/>
           </w:tcPr>
@@ -701,7 +701,7 @@
         </w:tc>
         <w:tc>
           <w:tcPr>
-            <w:tcW w:w="9513" w:type="dxa"/>
+            <w:tcW w:w="9552" w:type="dxa"/>
             <w:tcBorders/>
             <w:vAlign w:val="center"/>
           </w:tcPr>
@@ -724,7 +724,7 @@
             </w:r>
             <w:r>
               <w:rPr/>
-              <w:t>产业资源：大型光伏发电阵列、风力发电机组、储能电站。</w:t>
+              <w:t>产业资源：大型光伏发电阵列、电化学储能系统、智能运维平台。</w:t>
             </w:r>
             <w:r>
               <w:rPr/>
@@ -733,7 +733,7 @@
             </w:r>
             <w:r>
               <w:rPr/>
-              <w:t>科普设施：新能源科普展厅、发电原理展示区、中控室观摩区。</w:t>
+              <w:t>科普设施：新能源科普展厅、发电原理展示区、储能技术展示。</w:t>
             </w:r>
             <w:r>
               <w:rPr/>
@@ -742,7 +742,7 @@
             </w:r>
             <w:r>
               <w:rPr/>
-              <w:t>互动设施：光伏板清洗演示、风机运行原理演示、新能源发电数据监测。</w:t>
+              <w:t>互动设施：光伏板运行监测、储能系统原理演示、新能源发电数据可视化。</w:t>
             </w:r>
           </w:p>
         </w:tc>
@@ -751,7 +751,7 @@
         <w:trPr/>
         <w:tc>
           <w:tcPr>
-            <w:tcW w:w="1826" w:type="dxa"/>
+            <w:tcW w:w="1787" w:type="dxa"/>
             <w:tcBorders/>
             <w:vAlign w:val="center"/>
           </w:tcPr>
@@ -771,7 +771,7 @@
         </w:tc>
         <w:tc>
           <w:tcPr>
-            <w:tcW w:w="9513" w:type="dxa"/>
+            <w:tcW w:w="9552" w:type="dxa"/>
             <w:tcBorders/>
             <w:vAlign w:val="center"/>
           </w:tcPr>
@@ -794,7 +794,7 @@
             </w:r>
             <w:r>
               <w:rPr/>
-              <w:t>电力安全：高压设备区域禁止靠近，需由专业人员陪同参观。</w:t>
+              <w:t>电力安全：高压设备、储能区域禁止靠近，需由专业人员陪同参观。</w:t>
             </w:r>
             <w:r>
               <w:rPr/>
@@ -803,7 +803,7 @@
             </w:r>
             <w:r>
               <w:rPr/>
-              <w:t>户外风险：基地位于草原</w:t>
+              <w:t>户外风险：基地位于戈壁</w:t>
             </w:r>
             <w:r>
               <w:rPr/>
@@ -811,7 +811,7 @@
             </w:r>
             <w:r>
               <w:rPr/>
-              <w:t>戈壁，需注意防风、防沙、防晒。</w:t>
+              <w:t>荒漠区域，需注意防风、防晒。</w:t>
             </w:r>
             <w:r>
               <w:rPr/>
@@ -820,7 +820,7 @@
             </w:r>
             <w:r>
               <w:rPr/>
-              <w:t>救援：距离市区较远，建议随队配备医护人员和急救物资。</w:t>
+              <w:t>救援：距离磴口县城较近，急救响应较及时，建议随队配备医护人员。</w:t>
             </w:r>
           </w:p>
         </w:tc>
@@ -829,7 +829,7 @@
         <w:trPr/>
         <w:tc>
           <w:tcPr>
-            <w:tcW w:w="1826" w:type="dxa"/>
+            <w:tcW w:w="1787" w:type="dxa"/>
             <w:tcBorders/>
             <w:vAlign w:val="center"/>
           </w:tcPr>
@@ -849,7 +849,7 @@
         </w:tc>
         <w:tc>
           <w:tcPr>
-            <w:tcW w:w="9513" w:type="dxa"/>
+            <w:tcW w:w="9552" w:type="dxa"/>
             <w:tcBorders/>
             <w:vAlign w:val="center"/>
           </w:tcPr>
@@ -872,7 +872,7 @@
             </w:r>
             <w:r>
               <w:rPr/>
-              <w:t>专职讲解：基地配备专业技术人员讲解新能源发电原理。</w:t>
+              <w:t>专职讲解：基地配备专业技术人员讲解新能源发电与储能原理。</w:t>
             </w:r>
             <w:r>
               <w:rPr/>
@@ -898,7 +898,7 @@
         <w:trPr/>
         <w:tc>
           <w:tcPr>
-            <w:tcW w:w="1826" w:type="dxa"/>
+            <w:tcW w:w="1787" w:type="dxa"/>
             <w:tcBorders/>
             <w:vAlign w:val="center"/>
           </w:tcPr>
@@ -918,7 +918,7 @@
         </w:tc>
         <w:tc>
           <w:tcPr>
-            <w:tcW w:w="9513" w:type="dxa"/>
+            <w:tcW w:w="9552" w:type="dxa"/>
             <w:tcBorders/>
             <w:vAlign w:val="center"/>
           </w:tcPr>
@@ -941,7 +941,7 @@
             </w:r>
             <w:r>
               <w:rPr/>
-              <w:t>新能源科技类：《太阳能光伏发电原理》、《风力发电技术》、《储能技术发展》。</w:t>
+              <w:t>新能源科技类：《太阳能光伏发电原理》、《电化学储能技术》、《智能电网与新能源》。</w:t>
             </w:r>
             <w:r>
               <w:rPr/>
@@ -959,7 +959,7 @@
             </w:r>
             <w:r>
               <w:rPr/>
-              <w:t>产业发展类：《内蒙古新能源产业》、《智慧能源系统》、《新能源职业体验》。</w:t>
+              <w:t>产业发展类：《内蒙古新能源产业》、《新能源项目规划与建设》、《新能源职业体验》。</w:t>
             </w:r>
           </w:p>
         </w:tc>
@@ -968,7 +968,7 @@
         <w:trPr/>
         <w:tc>
           <w:tcPr>
-            <w:tcW w:w="1826" w:type="dxa"/>
+            <w:tcW w:w="1787" w:type="dxa"/>
             <w:tcBorders/>
             <w:vAlign w:val="center"/>
           </w:tcPr>
@@ -988,7 +988,7 @@
         </w:tc>
         <w:tc>
           <w:tcPr>
-            <w:tcW w:w="9513" w:type="dxa"/>
+            <w:tcW w:w="9552" w:type="dxa"/>
             <w:tcBorders/>
             <w:vAlign w:val="center"/>
           </w:tcPr>
@@ -1011,7 +1011,7 @@
         <w:trPr/>
         <w:tc>
           <w:tcPr>
-            <w:tcW w:w="1826" w:type="dxa"/>
+            <w:tcW w:w="1787" w:type="dxa"/>
             <w:tcBorders/>
             <w:vAlign w:val="center"/>
           </w:tcPr>
@@ -1031,7 +1031,7 @@
         </w:tc>
         <w:tc>
           <w:tcPr>
-            <w:tcW w:w="9513" w:type="dxa"/>
+            <w:tcW w:w="9552" w:type="dxa"/>
             <w:tcBorders/>
             <w:vAlign w:val="center"/>
           </w:tcPr>
@@ -1054,7 +1054,23 @@
             </w:r>
             <w:r>
               <w:rPr/>
-              <w:t>产业前沿性：内蒙古重要新能源基地，展示光伏、风电、储能前沿技术。</w:t>
+              <w:t>产业前沿性：</w:t>
+            </w:r>
+            <w:r>
+              <w:rPr/>
+              <w:t>2024</w:t>
+            </w:r>
+            <w:r>
+              <w:rPr/>
+              <w:t>年重点新能源项目，展示光伏发电</w:t>
+            </w:r>
+            <w:r>
+              <w:rPr/>
+              <w:t>+</w:t>
+            </w:r>
+            <w:r>
+              <w:rPr/>
+              <w:t>电化学储能前沿技术。</w:t>
             </w:r>
             <w:r>
               <w:rPr/>
@@ -1063,7 +1079,7 @@
             </w:r>
             <w:r>
               <w:rPr/>
-              <w:t>科普价值高：可直观了解新能源发电全过程，是能源科技研学的理想场所。</w:t>
+              <w:t>科普价值高：可直观了解新能源发电与储能全过程，是能源科技研学的理想场所。</w:t>
             </w:r>
             <w:r>
               <w:rPr/>
@@ -1072,7 +1088,7 @@
             </w:r>
             <w:r>
               <w:rPr/>
-              <w:t>实践意义强：结合碳中和主题，可开展环保教育、职业体验。</w:t>
+              <w:t>区位优势：距离磴口县城较近，交通便利，配套完善。</w:t>
             </w:r>
             <w:r>
               <w:rPr/>
@@ -1089,7 +1105,7 @@
             </w:r>
             <w:r>
               <w:rPr/>
-              <w:t>区位偏远：距离市区较远，交通不便，需自驾或包车前往。</w:t>
+              <w:t>接待能力有限：基地以生产为主，研学接待需提前预约。</w:t>
             </w:r>
             <w:r>
               <w:rPr/>
@@ -1098,7 +1114,7 @@
             </w:r>
             <w:r>
               <w:rPr/>
-              <w:t>接待能力有限：基地以生产为主，研学接待需提前预约。</w:t>
+              <w:t>安全要求高：高压设备、储能区域需严格控制参观路线。</w:t>
             </w:r>
             <w:r>
               <w:rPr/>
@@ -1107,7 +1123,7 @@
             </w:r>
             <w:r>
               <w:rPr/>
-              <w:t>安全要求高：高压设备区域需严格控制参观路线。</w:t>
+              <w:t>课程开发：尚处于开发初期，研学课程体系需进一步完善。</w:t>
             </w:r>
             <w:r>
               <w:rPr/>
@@ -1131,7 +1147,7 @@
             </w:r>
             <w:r>
               <w:rPr/>
-              <w:t>发展建议：加强与学校的预约机制，开发新能源科普课程包，完善研学接待设施。</w:t>
+              <w:t>发展建议：完善研学接待设施，开发新能源科普课程包，加强与学校的预约机制。</w:t>
             </w:r>
           </w:p>
         </w:tc>
@@ -1180,15 +1196,7 @@
       </w:r>
       <w:r>
         <w:rPr/>
-        <w:t>普查范围：巴彦淖尔市乌拉特中旗</w:t>
-      </w:r>
-      <w:r>
-        <w:rPr/>
-        <w:t>/</w:t>
-      </w:r>
-      <w:r>
-        <w:rPr/>
-        <w:t>后旗蒙能新能源基地</w:t>
+        <w:t>普查范围：巴彦淖尔市磴口县蒙能新能源基地</w:t>
       </w:r>
     </w:p>
     <w:sectPr>
